--- a/files/pingpong connection.docx
+++ b/files/pingpong connection.docx
@@ -889,17 +889,7 @@
           <w:sz w:val="24"/>
           <w:szCs w:val="28"/>
         </w:rPr>
-        <w:t>바이트</w:t>
-      </w:r>
-      <w:r>
-        <w:rPr>
-          <w:rFonts w:ascii="나눔고딕" w:eastAsia="나눔고딕" w:hAnsi="나눔고딕" w:hint="eastAsia"/>
-          <w:b/>
-          <w:bCs/>
-          <w:sz w:val="24"/>
-          <w:szCs w:val="28"/>
-        </w:rPr>
-        <w:t>가 돌아오면 핑퐁 연결 동글이 맞다고 판단한다.</w:t>
+        <w:t>바이트가 돌아오면 핑퐁 연결 동글이 맞다고 판단한다.</w:t>
       </w:r>
       <w:r>
         <w:rPr>
@@ -1919,110 +1909,112 @@
         <w:rPr>
           <w:rFonts w:ascii="나눔고딕" w:eastAsia="나눔고딕" w:hAnsi="나눔고딕" w:hint="eastAsia"/>
         </w:rPr>
-        <w:t xml:space="preserve"> 로봇의 연결이 끊기면</w:t>
-      </w:r>
-      <w:r>
-        <w:rPr>
-          <w:rFonts w:ascii="나눔고딕" w:eastAsia="나눔고딕" w:hAnsi="나눔고딕"/>
-        </w:rPr>
-        <w:t xml:space="preserve"> 처음부터 다시 시작해야 한다.</w:t>
-      </w:r>
-      <w:r>
-        <w:rPr>
-          <w:rFonts w:ascii="나눔고딕" w:eastAsia="나눔고딕" w:hAnsi="나눔고딕"/>
-        </w:rPr>
-        <w:t xml:space="preserve"> </w:t>
-      </w:r>
-      <w:r>
-        <w:rPr>
-          <w:rFonts w:ascii="나눔고딕" w:eastAsia="나눔고딕" w:hAnsi="나눔고딕" w:hint="eastAsia"/>
-        </w:rPr>
-        <w:t>e</w:t>
-      </w:r>
-      <w:r>
-        <w:rPr>
-          <w:rFonts w:ascii="나눔고딕" w:eastAsia="나눔고딕" w:hAnsi="나눔고딕"/>
-        </w:rPr>
-        <w:t xml:space="preserve">valuate_connection() </w:t>
-      </w:r>
-      <w:r>
-        <w:rPr>
-          <w:rFonts w:ascii="나눔고딕" w:eastAsia="나눔고딕" w:hAnsi="나눔고딕" w:hint="eastAsia"/>
-        </w:rPr>
-        <w:t>함수는 이런 것들을 처리한다.</w:t>
-      </w:r>
-    </w:p>
-    <w:p>
-      <w:pPr>
-        <w:rPr>
-          <w:rFonts w:ascii="나눔고딕" w:eastAsia="나눔고딕" w:hAnsi="나눔고딕"/>
-          <w:b/>
-          <w:bCs/>
-          <w:sz w:val="24"/>
-          <w:szCs w:val="28"/>
-        </w:rPr>
-      </w:pPr>
-      <w:r>
-        <w:rPr>
-          <w:rFonts w:ascii="나눔고딕" w:eastAsia="나눔고딕" w:hAnsi="나눔고딕" w:hint="eastAsia"/>
-          <w:b/>
-          <w:bCs/>
-          <w:sz w:val="24"/>
-          <w:szCs w:val="28"/>
-        </w:rPr>
-        <w:t>3</w:t>
-      </w:r>
-      <w:r>
-        <w:rPr>
-          <w:rFonts w:ascii="나눔고딕" w:eastAsia="나눔고딕" w:hAnsi="나눔고딕"/>
-          <w:b/>
-          <w:bCs/>
-          <w:sz w:val="24"/>
-          <w:szCs w:val="28"/>
-        </w:rPr>
-        <w:t>-</w:t>
-      </w:r>
-      <w:r>
-        <w:rPr>
-          <w:rFonts w:ascii="나눔고딕" w:eastAsia="나눔고딕" w:hAnsi="나눔고딕"/>
-          <w:b/>
-          <w:bCs/>
-          <w:sz w:val="24"/>
-          <w:szCs w:val="28"/>
-        </w:rPr>
-        <w:t>4</w:t>
-      </w:r>
-      <w:r>
-        <w:rPr>
-          <w:rFonts w:ascii="나눔고딕" w:eastAsia="나눔고딕" w:hAnsi="나눔고딕"/>
-          <w:b/>
-          <w:bCs/>
-          <w:sz w:val="24"/>
-          <w:szCs w:val="28"/>
-        </w:rPr>
-        <w:t xml:space="preserve">. </w:t>
-      </w:r>
-      <w:r>
-        <w:rPr>
-          <w:rFonts w:ascii="나눔고딕" w:eastAsia="나눔고딕" w:hAnsi="나눔고딕" w:hint="eastAsia"/>
-          <w:b/>
-          <w:bCs/>
-          <w:sz w:val="24"/>
-          <w:szCs w:val="28"/>
-        </w:rPr>
-        <w:t>로봇</w:t>
+        <w:t xml:space="preserve"> 로봇의 연결이</w:t>
+      </w:r>
+      <w:r>
+        <w:rPr>
+          <w:rFonts w:ascii="나눔고딕" w:eastAsia="나눔고딕" w:hAnsi="나눔고딕" w:hint="eastAsia"/>
+        </w:rPr>
+        <w:t xml:space="preserve"> 하나라도</w:t>
       </w:r>
       <w:bookmarkStart w:id="0" w:name="_GoBack"/>
       <w:bookmarkEnd w:id="0"/>
       <w:r>
         <w:rPr>
           <w:rFonts w:ascii="나눔고딕" w:eastAsia="나눔고딕" w:hAnsi="나눔고딕" w:hint="eastAsia"/>
-          <w:b/>
-          <w:bCs/>
-          <w:sz w:val="24"/>
-          <w:szCs w:val="28"/>
-        </w:rPr>
-        <w:t>이 모두 연결된 이후에</w:t>
+        </w:rPr>
+        <w:t xml:space="preserve"> 끊기면</w:t>
+      </w:r>
+      <w:r>
+        <w:rPr>
+          <w:rFonts w:ascii="나눔고딕" w:eastAsia="나눔고딕" w:hAnsi="나눔고딕"/>
+        </w:rPr>
+        <w:t xml:space="preserve"> 처음부터 다시 시작해야 한다.</w:t>
+      </w:r>
+      <w:r>
+        <w:rPr>
+          <w:rFonts w:ascii="나눔고딕" w:eastAsia="나눔고딕" w:hAnsi="나눔고딕"/>
+        </w:rPr>
+        <w:t xml:space="preserve"> </w:t>
+      </w:r>
+      <w:r>
+        <w:rPr>
+          <w:rFonts w:ascii="나눔고딕" w:eastAsia="나눔고딕" w:hAnsi="나눔고딕" w:hint="eastAsia"/>
+        </w:rPr>
+        <w:t>e</w:t>
+      </w:r>
+      <w:r>
+        <w:rPr>
+          <w:rFonts w:ascii="나눔고딕" w:eastAsia="나눔고딕" w:hAnsi="나눔고딕"/>
+        </w:rPr>
+        <w:t xml:space="preserve">valuate_connection() </w:t>
+      </w:r>
+      <w:r>
+        <w:rPr>
+          <w:rFonts w:ascii="나눔고딕" w:eastAsia="나눔고딕" w:hAnsi="나눔고딕" w:hint="eastAsia"/>
+        </w:rPr>
+        <w:t>함수는 이런 것들을 처리한다.</w:t>
+      </w:r>
+    </w:p>
+    <w:p>
+      <w:pPr>
+        <w:rPr>
+          <w:rFonts w:ascii="나눔고딕" w:eastAsia="나눔고딕" w:hAnsi="나눔고딕"/>
+          <w:b/>
+          <w:bCs/>
+          <w:sz w:val="24"/>
+          <w:szCs w:val="28"/>
+        </w:rPr>
+      </w:pPr>
+      <w:r>
+        <w:rPr>
+          <w:rFonts w:ascii="나눔고딕" w:eastAsia="나눔고딕" w:hAnsi="나눔고딕" w:hint="eastAsia"/>
+          <w:b/>
+          <w:bCs/>
+          <w:sz w:val="24"/>
+          <w:szCs w:val="28"/>
+        </w:rPr>
+        <w:t>3</w:t>
+      </w:r>
+      <w:r>
+        <w:rPr>
+          <w:rFonts w:ascii="나눔고딕" w:eastAsia="나눔고딕" w:hAnsi="나눔고딕"/>
+          <w:b/>
+          <w:bCs/>
+          <w:sz w:val="24"/>
+          <w:szCs w:val="28"/>
+        </w:rPr>
+        <w:t>-</w:t>
+      </w:r>
+      <w:r>
+        <w:rPr>
+          <w:rFonts w:ascii="나눔고딕" w:eastAsia="나눔고딕" w:hAnsi="나눔고딕"/>
+          <w:b/>
+          <w:bCs/>
+          <w:sz w:val="24"/>
+          <w:szCs w:val="28"/>
+        </w:rPr>
+        <w:t>4</w:t>
+      </w:r>
+      <w:r>
+        <w:rPr>
+          <w:rFonts w:ascii="나눔고딕" w:eastAsia="나눔고딕" w:hAnsi="나눔고딕"/>
+          <w:b/>
+          <w:bCs/>
+          <w:sz w:val="24"/>
+          <w:szCs w:val="28"/>
+        </w:rPr>
+        <w:t xml:space="preserve">. </w:t>
+      </w:r>
+      <w:r>
+        <w:rPr>
+          <w:rFonts w:ascii="나눔고딕" w:eastAsia="나눔고딕" w:hAnsi="나눔고딕" w:hint="eastAsia"/>
+          <w:b/>
+          <w:bCs/>
+          <w:sz w:val="24"/>
+          <w:szCs w:val="28"/>
+        </w:rPr>
+        <w:t>로봇이 모두 연결된 이후에</w:t>
       </w:r>
       <w:r>
         <w:rPr>
@@ -2085,7 +2077,19 @@
         <w:rPr>
           <w:rFonts w:ascii="나눔고딕" w:eastAsia="나눔고딕" w:hAnsi="나눔고딕" w:hint="eastAsia"/>
         </w:rPr>
-        <w:t>왜냐하면 시리얼 연결을 초기화시키지 않으면 로봇 연결 바이트(</w:t>
+        <w:t>왜냐하면 시리얼 연결을 초기화시키지 않으면</w:t>
+      </w:r>
+      <w:r>
+        <w:rPr>
+          <w:rFonts w:ascii="나눔고딕" w:eastAsia="나눔고딕" w:hAnsi="나눔고딕" w:hint="eastAsia"/>
+        </w:rPr>
+        <w:t xml:space="preserve"> 동글이</w:t>
+      </w:r>
+      <w:r>
+        <w:rPr>
+          <w:rFonts w:ascii="나눔고딕" w:eastAsia="나눔고딕" w:hAnsi="나눔고딕" w:hint="eastAsia"/>
+        </w:rPr>
+        <w:t xml:space="preserve"> 로봇 연결 바이트(</w:t>
       </w:r>
       <w:r>
         <w:rPr>
